--- a/tailored/cv_ideal-web-designer_full-stack-mern-stack-developer.docx
+++ b/tailored/cv_ideal-web-designer_full-stack-mern-stack-developer.docx
@@ -30,7 +30,7 @@
     </w:p>
     <w:p>
       <w:r>
-        <w:t>Full Stack Developer with expertise in architecting and shipping production-grade SaaS products using the MERN stack and Next.js. Proficient in integrating AI-assisted development tools and building AI-powered features directly into applications. Experienced with Next.js App Router, Server Components, SSR/ISR, and TypeScript. Strong backend capabilities in Node.js, Express.js, and database architecture with MongoDB, PostgreSQL, MySQL, and Drizzle ORM. Demonstrated success in implementing authentication systems, REST APIs, and AI integrations using LangChain, LangGraph, and OpenAI API.</w:t>
+        <w:t>Full Stack Developer with expertise in architecting and shipping production-grade SaaS products end-to-end on the JavaScript/TypeScript ecosystem. Proficient in MERN stack with strong Next.js (App Router, Server Components, SSR/ISR) experience. Experienced in AI-assisted development using LangChain, LangGraph, and OpenAI API to accelerate software delivery and implement intelligent features. Skilled in database architecture with MongoDB, PostgreSQL, MySQL, and Drizzle ORM, alongside building scalable REST APIs with JWT/OAuth authentication.</w:t>
       </w:r>
     </w:p>
     <w:p>
@@ -42,51 +42,33 @@
       </w:r>
     </w:p>
     <w:p>
-      <w:pPr>
-        <w:pStyle w:val="ListBullet"/>
-      </w:pPr>
       <w:r>
-        <w:t>**Frontend**: React.js, Next.js (App Router, Server Components), Redux Toolkit, TanStack Query, Tailwind CSS</w:t>
+        <w:t>**Core Stack:** MongoDB, Express.js, React, Node.js (3+ years professional experience)</w:t>
       </w:r>
     </w:p>
     <w:p>
-      <w:pPr>
-        <w:pStyle w:val="ListBullet"/>
-      </w:pPr>
       <w:r>
-        <w:t>**Backend**: Node.js, Express.js, NestJS, REST API Design, JWT/OAuth2 Authentication, RBAC</w:t>
+        <w:t>**Frontend:** React.js, Next.js (App Router, Server Actions, API routes), TypeScript, Tailwind CSS, Redux Toolkit, TanStack Query</w:t>
       </w:r>
     </w:p>
     <w:p>
-      <w:pPr>
-        <w:pStyle w:val="ListBullet"/>
-      </w:pPr>
       <w:r>
-        <w:t>**Databases**: MongoDB, PostgreSQL, MySQL, SQLite, Drizzle ORM, Firebase, Supabase</w:t>
+        <w:t>**Backend:** Node.js, Express.js, NestJS, REST API Design, JWT/OAuth2 Authentication, RBAC</w:t>
       </w:r>
     </w:p>
     <w:p>
-      <w:pPr>
-        <w:pStyle w:val="ListBullet"/>
-      </w:pPr>
       <w:r>
-        <w:t>**AI Integration**: LangChain, LangGraph, OpenAI API</w:t>
+        <w:t>**Databases:** MongoDB, PostgreSQL, MySQL, SQLite, Drizzle ORM, Firebase, Supabase</w:t>
       </w:r>
     </w:p>
     <w:p>
-      <w:pPr>
-        <w:pStyle w:val="ListBullet"/>
-      </w:pPr>
       <w:r>
-        <w:t>**Cloud &amp; DevOps**: Vercel, Docker, GitHub Actions, AWS Amplify</w:t>
+        <w:t>**AI Integration:** LangChain, LangGraph, OpenAI API, AI-assisted development workflows</w:t>
       </w:r>
     </w:p>
     <w:p>
-      <w:pPr>
-        <w:pStyle w:val="ListBullet"/>
-      </w:pPr>
       <w:r>
-        <w:t>**Tools**: Git, GitHub, Figma, JIRA, Stripe API, Google Maps API</w:t>
+        <w:t>**DevOps &amp; Tools:** Vercel, Docker, GitHub Actions, Git, Figma, Stripe API, Google Maps API</w:t>
       </w:r>
     </w:p>
     <w:p>
@@ -123,7 +105,7 @@
         <w:pStyle w:val="ListBullet"/>
       </w:pPr>
       <w:r>
-        <w:t>Designed and maintained a pluggable multi-database adapter system supporting PostgreSQL, MySQL, and SQLite</w:t>
+        <w:t>Designed and maintained a pluggable multi-database adapter system (PostgreSQL, MySQL, SQLite)</w:t>
       </w:r>
     </w:p>
     <w:p>
@@ -131,7 +113,7 @@
         <w:pStyle w:val="ListBullet"/>
       </w:pPr>
       <w:r>
-        <w:t>Optimized performance through SSR, caching, lazy loading, and code splitting</w:t>
+        <w:t>Optimized performance through SSR, caching, lazy loading, code splitting, and API improvements</w:t>
       </w:r>
     </w:p>
     <w:p>
@@ -147,7 +129,7 @@
         <w:pStyle w:val="Heading2"/>
       </w:pPr>
       <w:r>
-        <w:t>KEY PROJECTS</w:t>
+        <w:t>PROJECTS</w:t>
       </w:r>
     </w:p>
     <w:p>
@@ -160,7 +142,7 @@
         <w:pStyle w:val="ListBullet"/>
       </w:pPr>
       <w:r>
-        <w:t>Built a TypeScript-first CMS framework for content-driven products using Next.js, comparable to Payload CMS or Sanity</w:t>
+        <w:t>Built a TypeScript-first CMS framework for content-driven products using Next.js, comparable in scope to Payload CMS</w:t>
       </w:r>
     </w:p>
     <w:p>
@@ -168,7 +150,7 @@
         <w:pStyle w:val="ListBullet"/>
       </w:pPr>
       <w:r>
-        <w:t>Implemented dual-mode content workflow: code-defined models plus drag-and-drop visual builder with instant preview</w:t>
+        <w:t>Implemented dual-mode content workflow: code-defined models plus drag-and-drop visual builder</w:t>
       </w:r>
     </w:p>
     <w:p>
@@ -176,7 +158,7 @@
         <w:pStyle w:val="ListBullet"/>
       </w:pPr>
       <w:r>
-        <w:t>Created RBAC system with permissions for team content access across organizations</w:t>
+        <w:t>Created pluggable database adapters supporting PostgreSQL, MySQL, SQLite via Drizzle ORM</w:t>
       </w:r>
     </w:p>
     <w:p>
@@ -184,7 +166,7 @@
         <w:pStyle w:val="ListBullet"/>
       </w:pPr>
       <w:r>
-        <w:t>Developed pluggable database adapters (PostgreSQL, MySQL, SQLite) and storage solutions</w:t>
+        <w:t>Developed containerized solution with Docker and CI/CD on Vercel</w:t>
       </w:r>
     </w:p>
     <w:p>
@@ -197,7 +179,7 @@
         <w:pStyle w:val="ListBullet"/>
       </w:pPr>
       <w:r>
-        <w:t>Developed SaaS platform for AI-driven content generation and workflow automation</w:t>
+        <w:t>Developed SaaS platform for AI-driven content generation, editing, and workflow automation</w:t>
       </w:r>
     </w:p>
     <w:p>
@@ -205,7 +187,7 @@
         <w:pStyle w:val="ListBullet"/>
       </w:pPr>
       <w:r>
-        <w:t>Built AI article generation editor with keyword input, E-E-A-T optimization, and humanization layer</w:t>
+        <w:t>Implemented AI article generation editor with keyword input and E-E-A-T optimization controls</w:t>
       </w:r>
     </w:p>
     <w:p>
@@ -213,7 +195,7 @@
         <w:pStyle w:val="ListBullet"/>
       </w:pPr>
       <w:r>
-        <w:t>Implemented one-click CMS auto-publish integrating WordPress, Webflow, and Ghost APIs with OAuth flows</w:t>
+        <w:t>Integrated AI tools for content creation and workflow automation using LangChain and OpenAI API</w:t>
       </w:r>
     </w:p>
     <w:p>
@@ -221,7 +203,7 @@
         <w:pStyle w:val="ListBullet"/>
       </w:pPr>
       <w:r>
-        <w:t>Optimized frontend performance via SSR, caching, lazy loading, and code splitting</w:t>
+        <w:t>Implemented one-click CMS auto-publish with WordPress, Webflow, and Ghost APIs</w:t>
       </w:r>
     </w:p>
     <w:p>
@@ -234,7 +216,7 @@
         <w:pStyle w:val="ListBullet"/>
       </w:pPr>
       <w:r>
-        <w:t>Created AI-assisted recruitment and candidate evaluation platform using LangChain and OpenAI API</w:t>
+        <w:t>Built AI-assisted recruitment and candidate evaluation platform end-to-end</w:t>
       </w:r>
     </w:p>
     <w:p>
@@ -242,7 +224,15 @@
         <w:pStyle w:val="ListBullet"/>
       </w:pPr>
       <w:r>
-        <w:t>Integrated AI capabilities for resume analysis and candidate matching</w:t>
+        <w:t>Integrated LangChain and LangGraph for AI-powered candidate analysis and matching</w:t>
+      </w:r>
+    </w:p>
+    <w:p>
+      <w:pPr>
+        <w:pStyle w:val="ListBullet"/>
+      </w:pPr>
+      <w:r>
+        <w:t>Implemented Next.js with SSR for optimal performance and user experience</w:t>
       </w:r>
     </w:p>
     <w:p>

--- a/tailored/cv_ideal-web-designer_full-stack-mern-stack-developer.docx
+++ b/tailored/cv_ideal-web-designer_full-stack-mern-stack-developer.docx
@@ -12,12 +12,22 @@
     </w:p>
     <w:p>
       <w:r>
-        <w:t>Full Stack Developer (MERN / PERN / Next.js - SaaS) | Islamabad, Pakistan</w:t>
+        <w:t xml:space="preserve">Full Stack Developer (MERN / PERN / Next.js - SaaS)  </w:t>
       </w:r>
     </w:p>
     <w:p>
       <w:r>
-        <w:t>Email: muzzamilhassandev@gmail.com | Phone: +923055779207 | Portfolio: https://muzzamilhassandev.vercel.app/</w:t>
+        <w:t xml:space="preserve">Islamabad, Pakistan  </w:t>
+      </w:r>
+    </w:p>
+    <w:p>
+      <w:r>
+        <w:t xml:space="preserve">muzzamilhassandev@gmail.com | +923055779207  </w:t>
+      </w:r>
+    </w:p>
+    <w:p>
+      <w:r>
+        <w:t>[LinkedIn](https://www.linkedin.com/in/muzzamilhassann/) | [GitHub](https://github.com/muzzamilhassan/) | [Portfolio](https://muzzamilhassandev.vercel.app/)</w:t>
       </w:r>
     </w:p>
     <w:p>
@@ -30,7 +40,7 @@
     </w:p>
     <w:p>
       <w:r>
-        <w:t>Full Stack Developer with expertise in architecting and shipping production-grade SaaS products end-to-end on the JavaScript/TypeScript ecosystem. Proficient in MERN stack with strong Next.js (App Router, Server Components, SSR/ISR) experience. Experienced in AI-assisted development using LangChain, LangGraph, and OpenAI API to accelerate software delivery and implement intelligent features. Skilled in database architecture with MongoDB, PostgreSQL, MySQL, and Drizzle ORM, alongside building scalable REST APIs with JWT/OAuth authentication.</w:t>
+        <w:t>Full Stack Developer with expertise in architecting and shipping production-grade SaaS products on the JavaScript/TypeScript ecosystem. Proficient in MERN stack with strong Next.js (App Router, Server Components, SSR/ISR) experience. Skilled in integrating AI capabilities into applications using LangChain, LangGraph, and OpenAI API. Built scalable REST APIs with Node.js, Express.js, and NestJS, with deep experience in MongoDB, PostgreSQL, MySQL, and SQLite databases. Committed to leveraging AI-assisted development tools to accelerate software delivery.</w:t>
       </w:r>
     </w:p>
     <w:p>
@@ -42,33 +52,59 @@
       </w:r>
     </w:p>
     <w:p>
+      <w:pPr>
+        <w:pStyle w:val="ListBullet"/>
+      </w:pPr>
       <w:r>
-        <w:t>**Core Stack:** MongoDB, Express.js, React, Node.js (3+ years professional experience)</w:t>
+        <w:t>**Frontend**: React.js, Next.js, Redux Toolkit, TanStack Query, Tailwind CSS</w:t>
       </w:r>
     </w:p>
     <w:p>
+      <w:pPr>
+        <w:pStyle w:val="ListBullet"/>
+      </w:pPr>
       <w:r>
-        <w:t>**Frontend:** React.js, Next.js (App Router, Server Actions, API routes), TypeScript, Tailwind CSS, Redux Toolkit, TanStack Query</w:t>
+        <w:t>**Backend**: Node.js, Express.js, NestJS, REST API Design, JWT/OAuth2 Authentication</w:t>
       </w:r>
     </w:p>
     <w:p>
+      <w:pPr>
+        <w:pStyle w:val="ListBullet"/>
+      </w:pPr>
       <w:r>
-        <w:t>**Backend:** Node.js, Express.js, NestJS, REST API Design, JWT/OAuth2 Authentication, RBAC</w:t>
+        <w:t>**Databases**: MongoDB, PostgreSQL, MySQL, SQLite, Drizzle ORM, Firebase, Supabase</w:t>
       </w:r>
     </w:p>
     <w:p>
+      <w:pPr>
+        <w:pStyle w:val="ListBullet"/>
+      </w:pPr>
       <w:r>
-        <w:t>**Databases:** MongoDB, PostgreSQL, MySQL, SQLite, Drizzle ORM, Firebase, Supabase</w:t>
+        <w:t>**AI Integration**: LangChain, LangGraph, OpenAI API</w:t>
       </w:r>
     </w:p>
     <w:p>
+      <w:pPr>
+        <w:pStyle w:val="ListBullet"/>
+      </w:pPr>
       <w:r>
-        <w:t>**AI Integration:** LangChain, LangGraph, OpenAI API, AI-assisted development workflows</w:t>
+        <w:t>**Languages**: TypeScript, JavaScript (ES6+), HTML5, CSS3</w:t>
       </w:r>
     </w:p>
     <w:p>
+      <w:pPr>
+        <w:pStyle w:val="ListBullet"/>
+      </w:pPr>
       <w:r>
-        <w:t>**DevOps &amp; Tools:** Vercel, Docker, GitHub Actions, Git, Figma, Stripe API, Google Maps API</w:t>
+        <w:t>**DevOps**: Vercel, Docker, GitHub Actions, AWS Amplify</w:t>
+      </w:r>
+    </w:p>
+    <w:p>
+      <w:pPr>
+        <w:pStyle w:val="ListBullet"/>
+      </w:pPr>
+      <w:r>
+        <w:t>**Tools**: Git, GitHub, Figma, JIRA, Stripe API, Google Maps API</w:t>
       </w:r>
     </w:p>
     <w:p>
@@ -81,7 +117,12 @@
     </w:p>
     <w:p>
       <w:r>
-        <w:t>**Full Stack Developer** | Revnix (fmr. Revnix Technologies) | Jan 2025 - Present</w:t>
+        <w:t xml:space="preserve">**Full Stack Developer** | Revnix  </w:t>
+      </w:r>
+    </w:p>
+    <w:p>
+      <w:r>
+        <w:t xml:space="preserve">*Jan 2025 - Present*  </w:t>
       </w:r>
     </w:p>
     <w:p>
@@ -97,7 +138,7 @@
         <w:pStyle w:val="ListBullet"/>
       </w:pPr>
       <w:r>
-        <w:t>Owned the full authentication and access control layer: JWT-based auth and a flexible RBAC system supporting multiple user roles</w:t>
+        <w:t>Owned the full authentication and access control layer: JWT-based auth and a flexible RBAC system</w:t>
       </w:r>
     </w:p>
     <w:p>
@@ -105,7 +146,7 @@
         <w:pStyle w:val="ListBullet"/>
       </w:pPr>
       <w:r>
-        <w:t>Designed and maintained a pluggable multi-database adapter system (PostgreSQL, MySQL, SQLite)</w:t>
+        <w:t>Designed and maintained a pluggable multi-database adapter system supporting MongoDB, PostgreSQL, MySQL, and SQLite</w:t>
       </w:r>
     </w:p>
     <w:p>
@@ -134,7 +175,7 @@
     </w:p>
     <w:p>
       <w:r>
-        <w:t>**Nextly** - Enterprise Headless CMS &amp; SaaS Framework (Live)</w:t>
+        <w:t xml:space="preserve">**Nextly** - Enterprise Headless CMS &amp; SaaS Framework  </w:t>
       </w:r>
     </w:p>
     <w:p>
@@ -142,7 +183,7 @@
         <w:pStyle w:val="ListBullet"/>
       </w:pPr>
       <w:r>
-        <w:t>Built a TypeScript-first CMS framework for content-driven products using Next.js, comparable in scope to Payload CMS</w:t>
+        <w:t>Built a TypeScript-first CMS framework for content-driven products using Next.js, comparable to Payload CMS or Sanity</w:t>
       </w:r>
     </w:p>
     <w:p>
@@ -150,7 +191,7 @@
         <w:pStyle w:val="ListBullet"/>
       </w:pPr>
       <w:r>
-        <w:t>Implemented dual-mode content workflow: code-defined models plus drag-and-drop visual builder</w:t>
+        <w:t>Implemented dual-mode content workflow: code-defined models plus drag-and-drop visual builder with instant preview</w:t>
       </w:r>
     </w:p>
     <w:p>
@@ -158,7 +199,7 @@
         <w:pStyle w:val="ListBullet"/>
       </w:pPr>
       <w:r>
-        <w:t>Created pluggable database adapters supporting PostgreSQL, MySQL, SQLite via Drizzle ORM</w:t>
+        <w:t>Created pluggable database adapters (PostgreSQL, MySQL, SQLite) via Drizzle ORM with zero code changes when switching databases</w:t>
       </w:r>
     </w:p>
     <w:p>
@@ -166,12 +207,12 @@
         <w:pStyle w:val="ListBullet"/>
       </w:pPr>
       <w:r>
-        <w:t>Developed containerized solution with Docker and CI/CD on Vercel</w:t>
+        <w:t>Integrated AI capabilities for content generation and management</w:t>
       </w:r>
     </w:p>
     <w:p>
       <w:r>
-        <w:t>**RextAI** - AI-Powered Content Intelligence Platform (Live)</w:t>
+        <w:t xml:space="preserve">**RextAI** - AI-Powered Content Intelligence Platform  </w:t>
       </w:r>
     </w:p>
     <w:p>
@@ -195,7 +236,7 @@
         <w:pStyle w:val="ListBullet"/>
       </w:pPr>
       <w:r>
-        <w:t>Integrated AI tools for content creation and workflow automation using LangChain and OpenAI API</w:t>
+        <w:t>Built one-click CMS auto-publish integrating WordPress, Webflow, and Ghost APIs with OAuth flows</w:t>
       </w:r>
     </w:p>
     <w:p>
@@ -203,12 +244,12 @@
         <w:pStyle w:val="ListBullet"/>
       </w:pPr>
       <w:r>
-        <w:t>Implemented one-click CMS auto-publish with WordPress, Webflow, and Ghost APIs</w:t>
+        <w:t>Optimized frontend performance with SSR, caching, lazy loading, and code splitting</w:t>
       </w:r>
     </w:p>
     <w:p>
       <w:r>
-        <w:t>**HireIQ** - AI-Powered Recruitment &amp; Evaluation Platform (Live)</w:t>
+        <w:t xml:space="preserve">**HireIQ** - AI-Powered Recruitment &amp; Evaluation Platform  </w:t>
       </w:r>
     </w:p>
     <w:p>
@@ -216,7 +257,7 @@
         <w:pStyle w:val="ListBullet"/>
       </w:pPr>
       <w:r>
-        <w:t>Built AI-assisted recruitment and candidate evaluation platform end-to-end</w:t>
+        <w:t>Created AI-assisted recruitment and candidate evaluation platform end-to-end</w:t>
       </w:r>
     </w:p>
     <w:p>
@@ -224,15 +265,7 @@
         <w:pStyle w:val="ListBullet"/>
       </w:pPr>
       <w:r>
-        <w:t>Integrated LangChain and LangGraph for AI-powered candidate analysis and matching</w:t>
-      </w:r>
-    </w:p>
-    <w:p>
-      <w:pPr>
-        <w:pStyle w:val="ListBullet"/>
-      </w:pPr>
-      <w:r>
-        <w:t>Implemented Next.js with SSR for optimal performance and user experience</w:t>
+        <w:t>Integrated LangChain and OpenAI API for intelligent candidate assessment and matching</w:t>
       </w:r>
     </w:p>
     <w:p>
@@ -245,15 +278,12 @@
     </w:p>
     <w:p>
       <w:r>
-        <w:t>**BS in Computer Science** | University of Haripur | Aug 2020 - Aug 2024</w:t>
+        <w:t xml:space="preserve">**BS in Computer Science** | University of Haripur  </w:t>
       </w:r>
     </w:p>
     <w:p>
-      <w:pPr>
-        <w:pStyle w:val="ListBullet"/>
-      </w:pPr>
       <w:r>
-        <w:t>Haripur, Pakistan</w:t>
+        <w:t>*Aug 2020 - Aug 2024* | Haripur, Pakistan</w:t>
       </w:r>
     </w:p>
     <w:p>

--- a/tailored/cv_ideal-web-designer_full-stack-mern-stack-developer.docx
+++ b/tailored/cv_ideal-web-designer_full-stack-mern-stack-developer.docx
@@ -12,22 +12,12 @@
     </w:p>
     <w:p>
       <w:r>
-        <w:t xml:space="preserve">Full Stack Developer (MERN / PERN / Next.js - SaaS)  </w:t>
+        <w:t>Full Stack Developer (MERN / PERN / Next.js - SaaS) | Islamabad, Pakistan</w:t>
       </w:r>
     </w:p>
     <w:p>
       <w:r>
-        <w:t xml:space="preserve">Islamabad, Pakistan  </w:t>
-      </w:r>
-    </w:p>
-    <w:p>
-      <w:r>
-        <w:t xml:space="preserve">muzzamilhassandev@gmail.com | +923055779207  </w:t>
-      </w:r>
-    </w:p>
-    <w:p>
-      <w:r>
-        <w:t>[LinkedIn](https://www.linkedin.com/in/muzzamilhassann/) | [GitHub](https://github.com/muzzamilhassan/) | [Portfolio](https://muzzamilhassandev.vercel.app/)</w:t>
+        <w:t>**Email:** muzzamilhassandev@gmail.com | **Phone:** +923055779207 | **LinkedIn:** linkedin.com/in/muzzamilhassann | **GitHub:** github.com/muzzamilhassan | **Portfolio:** muzzamilhassandev.vercel.app</w:t>
       </w:r>
     </w:p>
     <w:p>
@@ -40,7 +30,7 @@
     </w:p>
     <w:p>
       <w:r>
-        <w:t>Full Stack Developer with expertise in architecting and shipping production-grade SaaS products on the JavaScript/TypeScript ecosystem. Proficient in MERN stack with strong Next.js (App Router, Server Components, SSR/ISR) experience. Skilled in integrating AI capabilities into applications using LangChain, LangGraph, and OpenAI API. Built scalable REST APIs with Node.js, Express.js, and NestJS, with deep experience in MongoDB, PostgreSQL, MySQL, and SQLite databases. Committed to leveraging AI-assisted development tools to accelerate software delivery.</w:t>
+        <w:t>Full Stack Developer with expertise in the MERN stack and Next.js, specializing in building production-grade SaaS products. Proficient in AI-assisted development using LangChain, LangGraph, and OpenAI APIs to accelerate software delivery. Experienced in architecting scalable web applications from database to UI, with strong skills in TypeScript, React, Node.js, and MongoDB. Demonstrated ability to implement secure authentication systems, optimize performance through SSR/SSG, and build responsive user interfaces.</w:t>
       </w:r>
     </w:p>
     <w:p>
@@ -52,59 +42,33 @@
       </w:r>
     </w:p>
     <w:p>
-      <w:pPr>
-        <w:pStyle w:val="ListBullet"/>
-      </w:pPr>
       <w:r>
-        <w:t>**Frontend**: React.js, Next.js, Redux Toolkit, TanStack Query, Tailwind CSS</w:t>
+        <w:t>**Core Stack:** MongoDB, Express.js, React.js, Node.js (MERN) | Next.js (App Router, Server Components, SSR/ISR) | TypeScript | JavaScript (ES6+)</w:t>
       </w:r>
     </w:p>
     <w:p>
-      <w:pPr>
-        <w:pStyle w:val="ListBullet"/>
-      </w:pPr>
       <w:r>
-        <w:t>**Backend**: Node.js, Express.js, NestJS, REST API Design, JWT/OAuth2 Authentication</w:t>
+        <w:t>**Frontend Development:** React.js | Next.js | Redux Toolkit | TanStack Query | Tailwind CSS | HTML5 | CSS3</w:t>
       </w:r>
     </w:p>
     <w:p>
-      <w:pPr>
-        <w:pStyle w:val="ListBullet"/>
-      </w:pPr>
       <w:r>
-        <w:t>**Databases**: MongoDB, PostgreSQL, MySQL, SQLite, Drizzle ORM, Firebase, Supabase</w:t>
+        <w:t>**Backend Development:** Node.js | Express.js | NestJS | REST API Design | JWT / OAuth2 Authentication | RBAC</w:t>
       </w:r>
     </w:p>
     <w:p>
-      <w:pPr>
-        <w:pStyle w:val="ListBullet"/>
-      </w:pPr>
       <w:r>
-        <w:t>**AI Integration**: LangChain, LangGraph, OpenAI API</w:t>
+        <w:t>**Database Management:** MongoDB | PostgreSQL | MySQL | SQLite | Drizzle ORM | Firebase | Supabase</w:t>
       </w:r>
     </w:p>
     <w:p>
-      <w:pPr>
-        <w:pStyle w:val="ListBullet"/>
-      </w:pPr>
       <w:r>
-        <w:t>**Languages**: TypeScript, JavaScript (ES6+), HTML5, CSS3</w:t>
+        <w:t>**AI Integration:** LangChain | LangGraph | OpenAI API | AI-assisted development workflows</w:t>
       </w:r>
     </w:p>
     <w:p>
-      <w:pPr>
-        <w:pStyle w:val="ListBullet"/>
-      </w:pPr>
       <w:r>
-        <w:t>**DevOps**: Vercel, Docker, GitHub Actions, AWS Amplify</w:t>
-      </w:r>
-    </w:p>
-    <w:p>
-      <w:pPr>
-        <w:pStyle w:val="ListBullet"/>
-      </w:pPr>
-      <w:r>
-        <w:t>**Tools**: Git, GitHub, Figma, JIRA, Stripe API, Google Maps API</w:t>
+        <w:t>**Additional Technologies:** Git | GitHub Actions | Docker | Vercel | Figma | JIRA | Stripe API</w:t>
       </w:r>
     </w:p>
     <w:p>
@@ -117,12 +81,7 @@
     </w:p>
     <w:p>
       <w:r>
-        <w:t xml:space="preserve">**Full Stack Developer** | Revnix  </w:t>
-      </w:r>
-    </w:p>
-    <w:p>
-      <w:r>
-        <w:t xml:space="preserve">*Jan 2025 - Present*  </w:t>
+        <w:t>**Full Stack Developer** | Revnix (fmr. Revnix Technologies) | Jan 2025 - Present</w:t>
       </w:r>
     </w:p>
     <w:p>
@@ -138,7 +97,7 @@
         <w:pStyle w:val="ListBullet"/>
       </w:pPr>
       <w:r>
-        <w:t>Owned the full authentication and access control layer: JWT-based auth and a flexible RBAC system</w:t>
+        <w:t>Owned the full authentication and access control layer: JWT-based auth and a flexible RBAC system supporting multiple user roles</w:t>
       </w:r>
     </w:p>
     <w:p>
@@ -146,7 +105,7 @@
         <w:pStyle w:val="ListBullet"/>
       </w:pPr>
       <w:r>
-        <w:t>Designed and maintained a pluggable multi-database adapter system supporting MongoDB, PostgreSQL, MySQL, and SQLite</w:t>
+        <w:t>Designed and maintained a pluggable multi-database adapter system (PostgreSQL, MySQL, SQLite)</w:t>
       </w:r>
     </w:p>
     <w:p>
@@ -154,7 +113,7 @@
         <w:pStyle w:val="ListBullet"/>
       </w:pPr>
       <w:r>
-        <w:t>Optimized performance through SSR, caching, lazy loading, code splitting, and API improvements</w:t>
+        <w:t>Optimized performance and UX through SSR, caching, lazy loading, code splitting, and API improvements</w:t>
       </w:r>
     </w:p>
     <w:p>
@@ -162,7 +121,15 @@
         <w:pStyle w:val="ListBullet"/>
       </w:pPr>
       <w:r>
-        <w:t>Delivered pixel-perfect, responsive UIs from Figma designs with strict a11y and SEO standards</w:t>
+        <w:t>Built a fully customizable admin dashboard for collections, media uploads, user roles, and system settings</w:t>
+      </w:r>
+    </w:p>
+    <w:p>
+      <w:pPr>
+        <w:pStyle w:val="ListBullet"/>
+      </w:pPr>
+      <w:r>
+        <w:t>Delivered pixel-perfect, responsive UIs from Figma designs with Tailwind CSS, strict a11y and SEO standards</w:t>
       </w:r>
     </w:p>
     <w:p>
@@ -175,7 +142,7 @@
     </w:p>
     <w:p>
       <w:r>
-        <w:t xml:space="preserve">**Nextly** - Enterprise Headless CMS &amp; SaaS Framework  </w:t>
+        <w:t>**RextAI** | AI-Powered Content Intelligence Platform (Live)</w:t>
       </w:r>
     </w:p>
     <w:p>
@@ -183,7 +150,7 @@
         <w:pStyle w:val="ListBullet"/>
       </w:pPr>
       <w:r>
-        <w:t>Built a TypeScript-first CMS framework for content-driven products using Next.js, comparable to Payload CMS or Sanity</w:t>
+        <w:t>SaaS platform for AI-driven content generation, editing, and workflow automation</w:t>
       </w:r>
     </w:p>
     <w:p>
@@ -191,7 +158,7 @@
         <w:pStyle w:val="ListBullet"/>
       </w:pPr>
       <w:r>
-        <w:t>Implemented dual-mode content workflow: code-defined models plus drag-and-drop visual builder with instant preview</w:t>
+        <w:t>AI article generation editor with keyword input, E-E-A-T optimization controls, and humanization layer</w:t>
       </w:r>
     </w:p>
     <w:p>
@@ -199,7 +166,7 @@
         <w:pStyle w:val="ListBullet"/>
       </w:pPr>
       <w:r>
-        <w:t>Created pluggable database adapters (PostgreSQL, MySQL, SQLite) via Drizzle ORM with zero code changes when switching databases</w:t>
+        <w:t>One-click CMS auto-publish integrating WordPress, Webflow, and Ghost APIs with OAuth flows</w:t>
       </w:r>
     </w:p>
     <w:p>
@@ -207,12 +174,7 @@
         <w:pStyle w:val="ListBullet"/>
       </w:pPr>
       <w:r>
-        <w:t>Integrated AI capabilities for content generation and management</w:t>
-      </w:r>
-    </w:p>
-    <w:p>
-      <w:r>
-        <w:t xml:space="preserve">**RextAI** - AI-Powered Content Intelligence Platform  </w:t>
+        <w:t>Frontend performance via SSR, caching, lazy loading, code splitting</w:t>
       </w:r>
     </w:p>
     <w:p>
@@ -220,7 +182,12 @@
         <w:pStyle w:val="ListBullet"/>
       </w:pPr>
       <w:r>
-        <w:t>Developed SaaS platform for AI-driven content generation, editing, and workflow automation</w:t>
+        <w:t>**Tech Stack:** Next.js, React.js, TypeScript, Node.js, LangChain, LangGraph, OpenAI API, Tailwind CSS</w:t>
+      </w:r>
+    </w:p>
+    <w:p>
+      <w:r>
+        <w:t>**HireIQ** | AI-Powered Recruitment &amp; Evaluation Platform (Live)</w:t>
       </w:r>
     </w:p>
     <w:p>
@@ -228,7 +195,7 @@
         <w:pStyle w:val="ListBullet"/>
       </w:pPr>
       <w:r>
-        <w:t>Implemented AI article generation editor with keyword input and E-E-A-T optimization controls</w:t>
+        <w:t>AI-assisted recruitment and candidate evaluation platform built end-to-end</w:t>
       </w:r>
     </w:p>
     <w:p>
@@ -236,7 +203,12 @@
         <w:pStyle w:val="ListBullet"/>
       </w:pPr>
       <w:r>
-        <w:t>Built one-click CMS auto-publish integrating WordPress, Webflow, and Ghost APIs with OAuth flows</w:t>
+        <w:t>**Tech Stack:** Next.js, React, TypeScript, Node.js, LangChain, LangGraph, OpenAI API, Tailwind CSS</w:t>
+      </w:r>
+    </w:p>
+    <w:p>
+      <w:r>
+        <w:t>**Nextly** | Enterprise Headless CMS &amp; SaaS Framework (Live)</w:t>
       </w:r>
     </w:p>
     <w:p>
@@ -244,12 +216,7 @@
         <w:pStyle w:val="ListBullet"/>
       </w:pPr>
       <w:r>
-        <w:t>Optimized frontend performance with SSR, caching, lazy loading, and code splitting</w:t>
-      </w:r>
-    </w:p>
-    <w:p>
-      <w:r>
-        <w:t xml:space="preserve">**HireIQ** - AI-Powered Recruitment &amp; Evaluation Platform  </w:t>
+        <w:t>TypeScript-first CMS framework for content-driven products inside Next.js</w:t>
       </w:r>
     </w:p>
     <w:p>
@@ -257,7 +224,7 @@
         <w:pStyle w:val="ListBullet"/>
       </w:pPr>
       <w:r>
-        <w:t>Created AI-assisted recruitment and candidate evaluation platform end-to-end</w:t>
+        <w:t>Dual-mode content workflow: code-defined models plus drag-and-drop visual builder with instant preview</w:t>
       </w:r>
     </w:p>
     <w:p>
@@ -265,7 +232,49 @@
         <w:pStyle w:val="ListBullet"/>
       </w:pPr>
       <w:r>
-        <w:t>Integrated LangChain and OpenAI API for intelligent candidate assessment and matching</w:t>
+        <w:t>RBAC with permissions for team content access</w:t>
+      </w:r>
+    </w:p>
+    <w:p>
+      <w:pPr>
+        <w:pStyle w:val="ListBullet"/>
+      </w:pPr>
+      <w:r>
+        <w:t>PostgreSQL, MySQL, SQLite via pluggable Drizzle ORM adapters</w:t>
+      </w:r>
+    </w:p>
+    <w:p>
+      <w:pPr>
+        <w:pStyle w:val="ListBullet"/>
+      </w:pPr>
+      <w:r>
+        <w:t>**Tech Stack:** Next.js, TypeScript, Drizzle ORM, Node.js, TanStack Query, Docker, Monorepo</w:t>
+      </w:r>
+    </w:p>
+    <w:p>
+      <w:r>
+        <w:t>**21Century Equipment** | B2B Equipment Management Platform (Live)</w:t>
+      </w:r>
+    </w:p>
+    <w:p>
+      <w:pPr>
+        <w:pStyle w:val="ListBullet"/>
+      </w:pPr>
+      <w:r>
+        <w:t>**Tech Stack:** Next.js, React.js, Redux Toolkit, Stripe, Google Maps API</w:t>
+      </w:r>
+    </w:p>
+    <w:p>
+      <w:r>
+        <w:t>**4Rivers Equipment** | Enterprise E-Commerce &amp; Rental Platform (Live)</w:t>
+      </w:r>
+    </w:p>
+    <w:p>
+      <w:pPr>
+        <w:pStyle w:val="ListBullet"/>
+      </w:pPr>
+      <w:r>
+        <w:t>**Tech Stack:** Next.js, React.js, Redux Toolkit, Stripe, Google Maps</w:t>
       </w:r>
     </w:p>
     <w:p>
@@ -278,12 +287,15 @@
     </w:p>
     <w:p>
       <w:r>
-        <w:t xml:space="preserve">**BS in Computer Science** | University of Haripur  </w:t>
+        <w:t>**BS in Computer Science** | University of Haripur | Aug 2020 - Aug 2024</w:t>
       </w:r>
     </w:p>
     <w:p>
+      <w:pPr>
+        <w:pStyle w:val="ListBullet"/>
+      </w:pPr>
       <w:r>
-        <w:t>*Aug 2020 - Aug 2024* | Haripur, Pakistan</w:t>
+        <w:t>Haripur, Pakistan</w:t>
       </w:r>
     </w:p>
     <w:p>

--- a/tailored/cv_ideal-web-designer_full-stack-mern-stack-developer.docx
+++ b/tailored/cv_ideal-web-designer_full-stack-mern-stack-developer.docx
@@ -17,7 +17,7 @@
     </w:p>
     <w:p>
       <w:r>
-        <w:t>**Email:** muzzamilhassandev@gmail.com | **Phone:** +923055779207 | **LinkedIn:** linkedin.com/in/muzzamilhassann | **GitHub:** github.com/muzzamilhassan | **Portfolio:** muzzamilhassandev.vercel.app</w:t>
+        <w:t>📧 muzzamilhassandev@gmail.com | 📱 +923055779207 | 💼 https://www.linkedin.com/in/muzzamilhassann/ | 🌐 https://github.com/muzzamilhassan/</w:t>
       </w:r>
     </w:p>
     <w:p>
@@ -30,7 +30,7 @@
     </w:p>
     <w:p>
       <w:r>
-        <w:t>Full Stack Developer with expertise in the MERN stack and Next.js, specializing in building production-grade SaaS products. Proficient in AI-assisted development using LangChain, LangGraph, and OpenAI APIs to accelerate software delivery. Experienced in architecting scalable web applications from database to UI, with strong skills in TypeScript, React, Node.js, and MongoDB. Demonstrated ability to implement secure authentication systems, optimize performance through SSR/SSG, and build responsive user interfaces.</w:t>
+        <w:t>Full Stack Developer with expertise in architecting and shipping production-grade SaaS products using the MERN stack and Next.js. Proficient in AI-assisted development workflows and integrating LLM APIs into applications. Experienced in building scalable REST APIs, implementing secure authentication systems, and optimizing database performance across MongoDB, PostgreSQL, and MySQL.</w:t>
       </w:r>
     </w:p>
     <w:p>
@@ -43,32 +43,139 @@
     </w:p>
     <w:p>
       <w:r>
-        <w:t>**Core Stack:** MongoDB, Express.js, React.js, Node.js (MERN) | Next.js (App Router, Server Components, SSR/ISR) | TypeScript | JavaScript (ES6+)</w:t>
+        <w:t>**Core Stack**</w:t>
+      </w:r>
+    </w:p>
+    <w:p>
+      <w:pPr>
+        <w:pStyle w:val="ListBullet"/>
+      </w:pPr>
+      <w:r>
+        <w:t>MongoDB, Express.js, React, Node.js (MERN)</w:t>
+      </w:r>
+    </w:p>
+    <w:p>
+      <w:pPr>
+        <w:pStyle w:val="ListBullet"/>
+      </w:pPr>
+      <w:r>
+        <w:t>Next.js (App Router, Server Components, Server Actions, API routes)</w:t>
+      </w:r>
+    </w:p>
+    <w:p>
+      <w:pPr>
+        <w:pStyle w:val="ListBullet"/>
+      </w:pPr>
+      <w:r>
+        <w:t>TypeScript, JavaScript (ES6+)</w:t>
       </w:r>
     </w:p>
     <w:p>
       <w:r>
-        <w:t>**Frontend Development:** React.js | Next.js | Redux Toolkit | TanStack Query | Tailwind CSS | HTML5 | CSS3</w:t>
+        <w:t>**Frontend Development**</w:t>
+      </w:r>
+    </w:p>
+    <w:p>
+      <w:pPr>
+        <w:pStyle w:val="ListBullet"/>
+      </w:pPr>
+      <w:r>
+        <w:t>React.js, Next.js, Redux Toolkit, TanStack Query</w:t>
+      </w:r>
+    </w:p>
+    <w:p>
+      <w:pPr>
+        <w:pStyle w:val="ListBullet"/>
+      </w:pPr>
+      <w:r>
+        <w:t>Server-Side Rendering (SSR), Static Site Generation (SSG)</w:t>
+      </w:r>
+    </w:p>
+    <w:p>
+      <w:pPr>
+        <w:pStyle w:val="ListBullet"/>
+      </w:pPr>
+      <w:r>
+        <w:t>Tailwind CSS, Responsive Design, Component Architecture</w:t>
       </w:r>
     </w:p>
     <w:p>
       <w:r>
-        <w:t>**Backend Development:** Node.js | Express.js | NestJS | REST API Design | JWT / OAuth2 Authentication | RBAC</w:t>
+        <w:t>**Backend &amp; Database**</w:t>
+      </w:r>
+    </w:p>
+    <w:p>
+      <w:pPr>
+        <w:pStyle w:val="ListBullet"/>
+      </w:pPr>
+      <w:r>
+        <w:t>Node.js, Express.js, NestJS</w:t>
+      </w:r>
+    </w:p>
+    <w:p>
+      <w:pPr>
+        <w:pStyle w:val="ListBullet"/>
+      </w:pPr>
+      <w:r>
+        <w:t>MongoDB, PostgreSQL, MySQL, SQLite, Drizzle ORM</w:t>
+      </w:r>
+    </w:p>
+    <w:p>
+      <w:pPr>
+        <w:pStyle w:val="ListBullet"/>
+      </w:pPr>
+      <w:r>
+        <w:t>REST API Design, Authentication (JWT, OAuth2), RBAC</w:t>
       </w:r>
     </w:p>
     <w:p>
       <w:r>
-        <w:t>**Database Management:** MongoDB | PostgreSQL | MySQL | SQLite | Drizzle ORM | Firebase | Supabase</w:t>
+        <w:t>**AI Integration**</w:t>
+      </w:r>
+    </w:p>
+    <w:p>
+      <w:pPr>
+        <w:pStyle w:val="ListBullet"/>
+      </w:pPr>
+      <w:r>
+        <w:t>LangChain, LangGraph, OpenAI API</w:t>
+      </w:r>
+    </w:p>
+    <w:p>
+      <w:pPr>
+        <w:pStyle w:val="ListBullet"/>
+      </w:pPr>
+      <w:r>
+        <w:t>AI-powered content generation and workflow automation</w:t>
+      </w:r>
+    </w:p>
+    <w:p>
+      <w:pPr>
+        <w:pStyle w:val="ListBullet"/>
+      </w:pPr>
+      <w:r>
+        <w:t>Experience with AI-assisted development tools and practices</w:t>
       </w:r>
     </w:p>
     <w:p>
       <w:r>
-        <w:t>**AI Integration:** LangChain | LangGraph | OpenAI API | AI-assisted development workflows</w:t>
+        <w:t>**Additional Technologies**</w:t>
       </w:r>
     </w:p>
     <w:p>
+      <w:pPr>
+        <w:pStyle w:val="ListBullet"/>
+      </w:pPr>
       <w:r>
-        <w:t>**Additional Technologies:** Git | GitHub Actions | Docker | Vercel | Figma | JIRA | Stripe API</w:t>
+        <w:t>Docker, Vercel, GitHub Actions</w:t>
+      </w:r>
+    </w:p>
+    <w:p>
+      <w:pPr>
+        <w:pStyle w:val="ListBullet"/>
+      </w:pPr>
+      <w:r>
+        <w:t>Git, Figma, JIRA, Stripe API</w:t>
       </w:r>
     </w:p>
     <w:p>
@@ -81,7 +188,12 @@
     </w:p>
     <w:p>
       <w:r>
-        <w:t>**Full Stack Developer** | Revnix (fmr. Revnix Technologies) | Jan 2025 - Present</w:t>
+        <w:t>**Full Stack Developer** | Revnix (fmr. Revnix Technologies)</w:t>
+      </w:r>
+    </w:p>
+    <w:p>
+      <w:r>
+        <w:t>*Jan 2025 - Present | Islamabad, Pakistan*</w:t>
       </w:r>
     </w:p>
     <w:p>
@@ -105,7 +217,7 @@
         <w:pStyle w:val="ListBullet"/>
       </w:pPr>
       <w:r>
-        <w:t>Designed and maintained a pluggable multi-database adapter system (PostgreSQL, MySQL, SQLite)</w:t>
+        <w:t>Designed and maintained a pluggable multi-database adapter system supporting PostgreSQL, MySQL, and SQLite</w:t>
       </w:r>
     </w:p>
     <w:p>
@@ -113,7 +225,7 @@
         <w:pStyle w:val="ListBullet"/>
       </w:pPr>
       <w:r>
-        <w:t>Optimized performance and UX through SSR, caching, lazy loading, code splitting, and API improvements</w:t>
+        <w:t>Optimized performance through SSR, caching, lazy loading, and code splitting</w:t>
       </w:r>
     </w:p>
     <w:p>
@@ -121,7 +233,20 @@
         <w:pStyle w:val="ListBullet"/>
       </w:pPr>
       <w:r>
-        <w:t>Built a fully customizable admin dashboard for collections, media uploads, user roles, and system settings</w:t>
+        <w:t>Delivered pixel-perfect, responsive UIs from Figma designs with strict a11y and SEO standards</w:t>
+      </w:r>
+    </w:p>
+    <w:p>
+      <w:pPr>
+        <w:pStyle w:val="Heading2"/>
+      </w:pPr>
+      <w:r>
+        <w:t>KEY PROJECTS</w:t>
+      </w:r>
+    </w:p>
+    <w:p>
+      <w:r>
+        <w:t>**Nextly** - Enterprise Headless CMS &amp; SaaS Framework</w:t>
       </w:r>
     </w:p>
     <w:p>
@@ -129,20 +254,7 @@
         <w:pStyle w:val="ListBullet"/>
       </w:pPr>
       <w:r>
-        <w:t>Delivered pixel-perfect, responsive UIs from Figma designs with Tailwind CSS, strict a11y and SEO standards</w:t>
-      </w:r>
-    </w:p>
-    <w:p>
-      <w:pPr>
-        <w:pStyle w:val="Heading2"/>
-      </w:pPr>
-      <w:r>
-        <w:t>PROJECTS</w:t>
-      </w:r>
-    </w:p>
-    <w:p>
-      <w:r>
-        <w:t>**RextAI** | AI-Powered Content Intelligence Platform (Live)</w:t>
+        <w:t>Built a TypeScript-first CMS framework for content-driven products using Next.js, comparable to Payload CMS or Sanity</w:t>
       </w:r>
     </w:p>
     <w:p>
@@ -150,7 +262,7 @@
         <w:pStyle w:val="ListBullet"/>
       </w:pPr>
       <w:r>
-        <w:t>SaaS platform for AI-driven content generation, editing, and workflow automation</w:t>
+        <w:t>Implemented dual-mode content workflow: code-defined models plus drag-and-drop visual builder</w:t>
       </w:r>
     </w:p>
     <w:p>
@@ -158,7 +270,7 @@
         <w:pStyle w:val="ListBullet"/>
       </w:pPr>
       <w:r>
-        <w:t>AI article generation editor with keyword input, E-E-A-T optimization controls, and humanization layer</w:t>
+        <w:t>Created pluggable database adapters (PostgreSQL, MySQL, SQLite) via Drizzle ORM</w:t>
       </w:r>
     </w:p>
     <w:p>
@@ -166,7 +278,12 @@
         <w:pStyle w:val="ListBullet"/>
       </w:pPr>
       <w:r>
-        <w:t>One-click CMS auto-publish integrating WordPress, Webflow, and Ghost APIs with OAuth flows</w:t>
+        <w:t>Containerized with Docker; CI/CD on Vercel and self-hosted</w:t>
+      </w:r>
+    </w:p>
+    <w:p>
+      <w:r>
+        <w:t>**RextAI** - AI-Powered Content Intelligence Platform</w:t>
       </w:r>
     </w:p>
     <w:p>
@@ -174,7 +291,7 @@
         <w:pStyle w:val="ListBullet"/>
       </w:pPr>
       <w:r>
-        <w:t>Frontend performance via SSR, caching, lazy loading, code splitting</w:t>
+        <w:t>Developed SaaS platform for AI-driven content generation and workflow automation</w:t>
       </w:r>
     </w:p>
     <w:p>
@@ -182,12 +299,7 @@
         <w:pStyle w:val="ListBullet"/>
       </w:pPr>
       <w:r>
-        <w:t>**Tech Stack:** Next.js, React.js, TypeScript, Node.js, LangChain, LangGraph, OpenAI API, Tailwind CSS</w:t>
-      </w:r>
-    </w:p>
-    <w:p>
-      <w:r>
-        <w:t>**HireIQ** | AI-Powered Recruitment &amp; Evaluation Platform (Live)</w:t>
+        <w:t>Integrated LangChain and OpenAI API for AI article generation with E-E-A-T optimization</w:t>
       </w:r>
     </w:p>
     <w:p>
@@ -195,7 +307,7 @@
         <w:pStyle w:val="ListBullet"/>
       </w:pPr>
       <w:r>
-        <w:t>AI-assisted recruitment and candidate evaluation platform built end-to-end</w:t>
+        <w:t>Implemented one-click CMS auto-publish with WordPress, Webflow, and Ghost APIs</w:t>
       </w:r>
     </w:p>
     <w:p>
@@ -203,12 +315,12 @@
         <w:pStyle w:val="ListBullet"/>
       </w:pPr>
       <w:r>
-        <w:t>**Tech Stack:** Next.js, React, TypeScript, Node.js, LangChain, LangGraph, OpenAI API, Tailwind CSS</w:t>
+        <w:t>Optimized frontend performance with SSR, caching, and code splitting</w:t>
       </w:r>
     </w:p>
     <w:p>
       <w:r>
-        <w:t>**Nextly** | Enterprise Headless CMS &amp; SaaS Framework (Live)</w:t>
+        <w:t>**HireIQ** - AI-Powered Recruitment &amp; Evaluation Platform</w:t>
       </w:r>
     </w:p>
     <w:p>
@@ -216,7 +328,7 @@
         <w:pStyle w:val="ListBullet"/>
       </w:pPr>
       <w:r>
-        <w:t>TypeScript-first CMS framework for content-driven products inside Next.js</w:t>
+        <w:t>Built end-to-end AI-assisted recruitment and candidate evaluation platform</w:t>
       </w:r>
     </w:p>
     <w:p>
@@ -224,57 +336,7 @@
         <w:pStyle w:val="ListBullet"/>
       </w:pPr>
       <w:r>
-        <w:t>Dual-mode content workflow: code-defined models plus drag-and-drop visual builder with instant preview</w:t>
-      </w:r>
-    </w:p>
-    <w:p>
-      <w:pPr>
-        <w:pStyle w:val="ListBullet"/>
-      </w:pPr>
-      <w:r>
-        <w:t>RBAC with permissions for team content access</w:t>
-      </w:r>
-    </w:p>
-    <w:p>
-      <w:pPr>
-        <w:pStyle w:val="ListBullet"/>
-      </w:pPr>
-      <w:r>
-        <w:t>PostgreSQL, MySQL, SQLite via pluggable Drizzle ORM adapters</w:t>
-      </w:r>
-    </w:p>
-    <w:p>
-      <w:pPr>
-        <w:pStyle w:val="ListBullet"/>
-      </w:pPr>
-      <w:r>
-        <w:t>**Tech Stack:** Next.js, TypeScript, Drizzle ORM, Node.js, TanStack Query, Docker, Monorepo</w:t>
-      </w:r>
-    </w:p>
-    <w:p>
-      <w:r>
-        <w:t>**21Century Equipment** | B2B Equipment Management Platform (Live)</w:t>
-      </w:r>
-    </w:p>
-    <w:p>
-      <w:pPr>
-        <w:pStyle w:val="ListBullet"/>
-      </w:pPr>
-      <w:r>
-        <w:t>**Tech Stack:** Next.js, React.js, Redux Toolkit, Stripe, Google Maps API</w:t>
-      </w:r>
-    </w:p>
-    <w:p>
-      <w:r>
-        <w:t>**4Rivers Equipment** | Enterprise E-Commerce &amp; Rental Platform (Live)</w:t>
-      </w:r>
-    </w:p>
-    <w:p>
-      <w:pPr>
-        <w:pStyle w:val="ListBullet"/>
-      </w:pPr>
-      <w:r>
-        <w:t>**Tech Stack:** Next.js, React.js, Redux Toolkit, Stripe, Google Maps</w:t>
+        <w:t>Integrated LangChain and LangGraph with OpenAI API for intelligent candidate assessment</w:t>
       </w:r>
     </w:p>
     <w:p>
@@ -287,15 +349,12 @@
     </w:p>
     <w:p>
       <w:r>
-        <w:t>**BS in Computer Science** | University of Haripur | Aug 2020 - Aug 2024</w:t>
+        <w:t>**BS in Computer Science** | University of Haripur</w:t>
       </w:r>
     </w:p>
     <w:p>
-      <w:pPr>
-        <w:pStyle w:val="ListBullet"/>
-      </w:pPr>
       <w:r>
-        <w:t>Haripur, Pakistan</w:t>
+        <w:t>*Aug 2020 - Aug 2024 | Haripur, Pakistan*</w:t>
       </w:r>
     </w:p>
     <w:p>
